--- a/deliverables/第7组_DRI期望寄语.docx
+++ b/deliverables/第7组_DRI期望寄语.docx
@@ -4,100 +4,32 @@
   <w:body>
     <w:p>
       <w:pPr>
-        <w:keepNext/>
-        <w:spacing w:after="320"/>
+        <w:pStyle w:val="Title"/>
         <w:jc w:val="center"/>
       </w:pPr>
       <w:r>
-        <w:rPr>
-          <w:rFonts w:ascii="Microsoft YaHei" w:hAnsi="Microsoft YaHei" w:eastAsia="Microsoft YaHei"/>
-          <w:b/>
-          <w:color w:val="000000"/>
-          <w:sz w:val="38"/>
-        </w:rPr>
-        <w:t>第7组 软件项目管理实验二 Sprint 1 DRI 期望寄语</w:t>
+        <w:t>Sprint 1 DRI 期望寄语</w:t>
       </w:r>
     </w:p>
     <w:p>
-      <w:pPr/>
       <w:r>
-        <w:rPr>
-          <w:rFonts w:ascii="Microsoft YaHei" w:hAnsi="Microsoft YaHei" w:eastAsia="Microsoft YaHei"/>
-          <w:b/>
-          <w:color w:val="000000"/>
-        </w:rPr>
-        <w:t>本轮 DRI：</w:t>
-      </w:r>
-      <w:r>
-        <w:t>杨浩伟</w:t>
+        <w:t>项目：爱管理　团队：第7组</w:t>
       </w:r>
     </w:p>
     <w:p>
-      <w:pPr/>
       <w:r>
-        <w:t>以下均为 100 字以内候选草稿，尚未选定最终版本。</w:t>
+        <w:t>本轮 DRI：杨浩伟</w:t>
       </w:r>
     </w:p>
     <w:p>
-      <w:pPr>
-        <w:pStyle w:val="Heading2"/>
-      </w:pPr>
-      <w:r>
-        <w:t>候选 1</w:t>
-      </w:r>
-    </w:p>
-    <w:p>
-      <w:pPr/>
-      <w:r>
-        <w:t>希望团队下轮先统一接口和数据模型，开发时同步保留 AI 互动记录，并尽早安排集成测试，让每个 Story 都能更平稳地进入评审。</w:t>
-      </w:r>
-    </w:p>
-    <w:p>
-      <w:pPr>
-        <w:pStyle w:val="Heading2"/>
-      </w:pPr>
-      <w:r>
-        <w:t>候选 2</w:t>
-      </w:r>
-    </w:p>
-    <w:p>
-      <w:pPr/>
-      <w:r>
-        <w:t>本轮我们完成了最小功能闭环。期待下轮更早确认共享接口、及时记录 AI 协作过程、提前做集成验证，把风险留在评审之前解决。</w:t>
-      </w:r>
-    </w:p>
-    <w:p>
-      <w:pPr>
-        <w:pStyle w:val="Heading2"/>
-      </w:pPr>
-      <w:r>
-        <w:t>候选 3</w:t>
-      </w:r>
-    </w:p>
-    <w:p>
-      <w:pPr/>
       <w:r>
         <w:t>愿我们继续保持分支隔离和全量测试，也把接口约定、AI 记录和集成窗口再前移一步，用真实证据支撑每一次交付与复盘。</w:t>
       </w:r>
     </w:p>
-    <w:p>
-      <w:pPr/>
-      <w:r>
-        <w:rPr>
-          <w:rFonts w:ascii="Microsoft YaHei" w:hAnsi="Microsoft YaHei" w:eastAsia="Microsoft YaHei"/>
-          <w:b/>
-          <w:color w:val="000000"/>
-        </w:rPr>
-        <w:t>最终选择：</w:t>
-      </w:r>
-      <w:r>
-        <w:t>待 DRI 选择 1 / 2 / 3，或提供一句修改文本。</w:t>
-      </w:r>
-    </w:p>
     <w:sectPr>
       <w:footerReference w:type="default" r:id="rId9"/>
-      <w:pgSz w:w="12240" w:h="15840"/>
-      <w:pgMar w:top="1123" w:right="1181" w:bottom="1037" w:left="1181" w:header="720" w:footer="720" w:gutter="0"/>
+      <w:pgSz w:w="11906" w:h="16838"/>
+      <w:pgMar w:top="1134" w:right="1247" w:bottom="1134" w:left="1247" w:header="720" w:footer="720" w:gutter="0"/>
       <w:cols w:space="720"/>
       <w:docGrid w:linePitch="360"/>
     </w:sectPr>
@@ -114,15 +46,22 @@
     </w:pPr>
     <w:r>
       <w:rPr>
-        <w:rFonts w:ascii="Microsoft YaHei" w:hAnsi="Microsoft YaHei" w:eastAsia="Microsoft YaHei"/>
-        <w:color w:val="666666"/>
+        <w:rFonts w:ascii="Arial" w:hAnsi="Arial" w:eastAsia="宋体"/>
+        <w:b w:val="0"/>
+        <w:color w:val="000000"/>
         <w:sz w:val="18"/>
       </w:rPr>
-      <w:fldChar w:fldCharType="begin"/>
-      <w:instrText xml:space="preserve"> PAGE </w:instrText>
-      <w:fldChar w:fldCharType="separate"/>
-      <w:t>1</w:t>
-      <w:fldChar w:fldCharType="end"/>
+      <w:t xml:space="preserve">第 </w:t>
+    </w:r>
+    <w:fldSimple w:instr="PAGE"/>
+    <w:r>
+      <w:rPr>
+        <w:rFonts w:ascii="Arial" w:hAnsi="Arial" w:eastAsia="宋体"/>
+        <w:b w:val="0"/>
+        <w:color w:val="000000"/>
+        <w:sz w:val="18"/>
+      </w:rPr>
+      <w:t xml:space="preserve"> 页</w:t>
     </w:r>
   </w:p>
 </w:ftr>
@@ -492,10 +431,12 @@
     <w:qFormat/>
     <w:rsid w:val="00FC693F"/>
     <w:pPr>
-      <w:spacing w:after="100" w:line="276" w:lineRule="auto"/>
+      <w:widowControl/>
+      <w:spacing w:after="80" w:before="0" w:line="276" w:lineRule="auto"/>
     </w:pPr>
     <w:rPr>
-      <w:rFonts w:ascii="Microsoft YaHei" w:hAnsi="Microsoft YaHei" w:eastAsia="Microsoft YaHei"/>
+      <w:rFonts w:ascii="Arial" w:hAnsi="Arial" w:eastAsia="宋体"/>
+      <w:b w:val="0"/>
       <w:color w:val="000000"/>
       <w:sz w:val="22"/>
     </w:rPr>
@@ -555,11 +496,12 @@
     <w:pPr>
       <w:keepNext/>
       <w:keepLines/>
-      <w:spacing w:before="260" w:after="120"/>
+      <w:widowControl/>
+      <w:spacing w:before="160" w:after="120" w:line="276" w:lineRule="auto"/>
       <w:outlineLvl w:val="0"/>
     </w:pPr>
     <w:rPr>
-      <w:rFonts w:asciiTheme="majorHAnsi" w:eastAsiaTheme="majorEastAsia" w:hAnsiTheme="majorHAnsi" w:cstheme="majorBidi" w:ascii="Microsoft YaHei" w:hAnsi="Microsoft YaHei" w:eastAsia="Microsoft YaHei"/>
+      <w:rFonts w:ascii="Arial" w:hAnsi="Arial" w:eastAsia="黑体"/>
       <w:b/>
       <w:bCs/>
       <w:color w:val="000000"/>
@@ -579,11 +521,12 @@
     <w:pPr>
       <w:keepNext/>
       <w:keepLines/>
-      <w:spacing w:before="180" w:after="80"/>
+      <w:widowControl/>
+      <w:spacing w:before="160" w:after="120" w:line="276" w:lineRule="auto"/>
       <w:outlineLvl w:val="1"/>
     </w:pPr>
     <w:rPr>
-      <w:rFonts w:asciiTheme="majorHAnsi" w:eastAsiaTheme="majorEastAsia" w:hAnsiTheme="majorHAnsi" w:cstheme="majorBidi" w:ascii="Microsoft YaHei" w:hAnsi="Microsoft YaHei" w:eastAsia="Microsoft YaHei"/>
+      <w:rFonts w:ascii="Arial" w:hAnsi="Arial" w:eastAsia="黑体"/>
       <w:b/>
       <w:bCs/>
       <w:color w:val="000000"/>
@@ -610,7 +553,7 @@
       <w:rFonts w:asciiTheme="majorHAnsi" w:eastAsiaTheme="majorEastAsia" w:hAnsiTheme="majorHAnsi" w:cstheme="majorBidi"/>
       <w:b/>
       <w:bCs/>
-      <w:color w:val="4F81BD" w:themeColor="accent1"/>
+      <w:color w:val="000000"/>
     </w:rPr>
   </w:style>
   <w:style w:type="paragraph" w:styleId="Heading4">
@@ -635,7 +578,7 @@
       <w:bCs/>
       <w:i/>
       <w:iCs/>
-      <w:color w:val="4F81BD" w:themeColor="accent1"/>
+      <w:color w:val="000000"/>
     </w:rPr>
   </w:style>
   <w:style w:type="paragraph" w:styleId="Heading5">
@@ -656,7 +599,7 @@
     </w:pPr>
     <w:rPr>
       <w:rFonts w:asciiTheme="majorHAnsi" w:eastAsiaTheme="majorEastAsia" w:hAnsiTheme="majorHAnsi" w:cstheme="majorBidi"/>
-      <w:color w:val="243F60" w:themeColor="accent1" w:themeShade="7F"/>
+      <w:color w:val="000000"/>
     </w:rPr>
   </w:style>
   <w:style w:type="paragraph" w:styleId="Heading6">
@@ -679,7 +622,7 @@
       <w:rFonts w:asciiTheme="majorHAnsi" w:eastAsiaTheme="majorEastAsia" w:hAnsiTheme="majorHAnsi" w:cstheme="majorBidi"/>
       <w:i/>
       <w:iCs/>
-      <w:color w:val="243F60" w:themeColor="accent1" w:themeShade="7F"/>
+      <w:color w:val="000000"/>
     </w:rPr>
   </w:style>
   <w:style w:type="paragraph" w:styleId="Heading7">
@@ -702,7 +645,7 @@
       <w:rFonts w:asciiTheme="majorHAnsi" w:eastAsiaTheme="majorEastAsia" w:hAnsiTheme="majorHAnsi" w:cstheme="majorBidi"/>
       <w:i/>
       <w:iCs/>
-      <w:color w:val="404040" w:themeColor="text1" w:themeTint="BF"/>
+      <w:color w:val="000000"/>
     </w:rPr>
   </w:style>
   <w:style w:type="paragraph" w:styleId="Heading8">
@@ -723,7 +666,7 @@
     </w:pPr>
     <w:rPr>
       <w:rFonts w:asciiTheme="majorHAnsi" w:eastAsiaTheme="majorEastAsia" w:hAnsiTheme="majorHAnsi" w:cstheme="majorBidi"/>
-      <w:color w:val="4F81BD" w:themeColor="accent1"/>
+      <w:color w:val="000000"/>
       <w:sz w:val="20"/>
       <w:szCs w:val="20"/>
     </w:rPr>
@@ -748,7 +691,7 @@
       <w:rFonts w:asciiTheme="majorHAnsi" w:eastAsiaTheme="majorEastAsia" w:hAnsiTheme="majorHAnsi" w:cstheme="majorBidi"/>
       <w:i/>
       <w:iCs/>
-      <w:color w:val="404040" w:themeColor="text1" w:themeTint="BF"/>
+      <w:color w:val="000000"/>
       <w:sz w:val="20"/>
       <w:szCs w:val="20"/>
     </w:rPr>
@@ -799,7 +742,7 @@
       <w:rFonts w:asciiTheme="majorHAnsi" w:eastAsiaTheme="majorEastAsia" w:hAnsiTheme="majorHAnsi" w:cstheme="majorBidi"/>
       <w:b/>
       <w:bCs/>
-      <w:color w:val="365F91" w:themeColor="accent1" w:themeShade="BF"/>
+      <w:color w:val="000000"/>
       <w:sz w:val="28"/>
       <w:szCs w:val="28"/>
     </w:rPr>
@@ -814,7 +757,7 @@
       <w:rFonts w:asciiTheme="majorHAnsi" w:eastAsiaTheme="majorEastAsia" w:hAnsiTheme="majorHAnsi" w:cstheme="majorBidi"/>
       <w:b/>
       <w:bCs/>
-      <w:color w:val="4F81BD" w:themeColor="accent1"/>
+      <w:color w:val="000000"/>
       <w:sz w:val="26"/>
       <w:szCs w:val="26"/>
     </w:rPr>
@@ -829,7 +772,7 @@
       <w:rFonts w:asciiTheme="majorHAnsi" w:eastAsiaTheme="majorEastAsia" w:hAnsiTheme="majorHAnsi" w:cstheme="majorBidi"/>
       <w:b/>
       <w:bCs/>
-      <w:color w:val="4F81BD" w:themeColor="accent1"/>
+      <w:color w:val="000000"/>
     </w:rPr>
   </w:style>
   <w:style w:type="paragraph" w:styleId="Title">
@@ -842,14 +785,12 @@
     <w:rsid w:val="00FC693F"/>
     <w:pPr>
       <w:keepNext/>
-      <w:pBdr>
-        <w:bottom w:val="single" w:sz="8" w:space="4" w:color="4F81BD" w:themeColor="accent1"/>
-      </w:pBdr>
-      <w:spacing w:after="320" w:line="240" w:lineRule="auto"/>
+      <w:widowControl/>
+      <w:spacing w:after="120" w:line="276" w:lineRule="auto" w:before="0"/>
       <w:contextualSpacing/>
     </w:pPr>
     <w:rPr>
-      <w:rFonts w:asciiTheme="majorHAnsi" w:eastAsiaTheme="majorEastAsia" w:hAnsiTheme="majorHAnsi" w:cstheme="majorBidi" w:ascii="Microsoft YaHei" w:hAnsi="Microsoft YaHei" w:eastAsia="Microsoft YaHei"/>
+      <w:rFonts w:ascii="Arial" w:hAnsi="Arial" w:eastAsia="黑体"/>
       <w:b/>
       <w:color w:val="000000"/>
       <w:spacing w:val="5"/>
@@ -866,7 +807,7 @@
     <w:rsid w:val="00FC693F"/>
     <w:rPr>
       <w:rFonts w:asciiTheme="majorHAnsi" w:eastAsiaTheme="majorEastAsia" w:hAnsiTheme="majorHAnsi" w:cstheme="majorBidi"/>
-      <w:color w:val="17365D" w:themeColor="text2" w:themeShade="BF"/>
+      <w:color w:val="000000"/>
       <w:spacing w:val="5"/>
       <w:kern w:val="28"/>
       <w:sz w:val="52"/>
@@ -890,7 +831,7 @@
       <w:rFonts w:asciiTheme="majorHAnsi" w:eastAsiaTheme="majorEastAsia" w:hAnsiTheme="majorHAnsi" w:cstheme="majorBidi"/>
       <w:i/>
       <w:iCs/>
-      <w:color w:val="4F81BD" w:themeColor="accent1"/>
+      <w:color w:val="000000"/>
       <w:spacing w:val="15"/>
       <w:sz w:val="24"/>
       <w:szCs w:val="24"/>
@@ -906,7 +847,7 @@
       <w:rFonts w:asciiTheme="majorHAnsi" w:eastAsiaTheme="majorEastAsia" w:hAnsiTheme="majorHAnsi" w:cstheme="majorBidi"/>
       <w:i/>
       <w:iCs/>
-      <w:color w:val="4F81BD" w:themeColor="accent1"/>
+      <w:color w:val="000000"/>
       <w:spacing w:val="15"/>
       <w:sz w:val="24"/>
       <w:szCs w:val="24"/>
@@ -1178,7 +1119,7 @@
     <w:rPr>
       <w:i/>
       <w:iCs/>
-      <w:color w:val="000000" w:themeColor="text1"/>
+      <w:color w:val="000000"/>
     </w:rPr>
   </w:style>
   <w:style w:type="character" w:customStyle="1" w:styleId="QuoteChar">
@@ -1190,7 +1131,7 @@
     <w:rPr>
       <w:i/>
       <w:iCs/>
-      <w:color w:val="000000" w:themeColor="text1"/>
+      <w:color w:val="000000"/>
     </w:rPr>
   </w:style>
   <w:style w:type="character" w:customStyle="1" w:styleId="Heading4Char">
@@ -1206,7 +1147,7 @@
       <w:bCs/>
       <w:i/>
       <w:iCs/>
-      <w:color w:val="4F81BD" w:themeColor="accent1"/>
+      <w:color w:val="000000"/>
     </w:rPr>
   </w:style>
   <w:style w:type="character" w:customStyle="1" w:styleId="Heading5Char">
@@ -1218,7 +1159,7 @@
     <w:rsid w:val="00FC693F"/>
     <w:rPr>
       <w:rFonts w:asciiTheme="majorHAnsi" w:eastAsiaTheme="majorEastAsia" w:hAnsiTheme="majorHAnsi" w:cstheme="majorBidi"/>
-      <w:color w:val="243F60" w:themeColor="accent1" w:themeShade="7F"/>
+      <w:color w:val="000000"/>
     </w:rPr>
   </w:style>
   <w:style w:type="character" w:customStyle="1" w:styleId="Heading6Char">
@@ -1232,7 +1173,7 @@
       <w:rFonts w:asciiTheme="majorHAnsi" w:eastAsiaTheme="majorEastAsia" w:hAnsiTheme="majorHAnsi" w:cstheme="majorBidi"/>
       <w:i/>
       <w:iCs/>
-      <w:color w:val="243F60" w:themeColor="accent1" w:themeShade="7F"/>
+      <w:color w:val="000000"/>
     </w:rPr>
   </w:style>
   <w:style w:type="character" w:customStyle="1" w:styleId="Heading7Char">
@@ -1246,7 +1187,7 @@
       <w:rFonts w:asciiTheme="majorHAnsi" w:eastAsiaTheme="majorEastAsia" w:hAnsiTheme="majorHAnsi" w:cstheme="majorBidi"/>
       <w:i/>
       <w:iCs/>
-      <w:color w:val="404040" w:themeColor="text1" w:themeTint="BF"/>
+      <w:color w:val="000000"/>
     </w:rPr>
   </w:style>
   <w:style w:type="character" w:customStyle="1" w:styleId="Heading8Char">
@@ -1258,7 +1199,7 @@
     <w:rsid w:val="00FC693F"/>
     <w:rPr>
       <w:rFonts w:asciiTheme="majorHAnsi" w:eastAsiaTheme="majorEastAsia" w:hAnsiTheme="majorHAnsi" w:cstheme="majorBidi"/>
-      <w:color w:val="4F81BD" w:themeColor="accent1"/>
+      <w:color w:val="000000"/>
       <w:sz w:val="20"/>
       <w:szCs w:val="20"/>
     </w:rPr>
@@ -1274,7 +1215,7 @@
       <w:rFonts w:asciiTheme="majorHAnsi" w:eastAsiaTheme="majorEastAsia" w:hAnsiTheme="majorHAnsi" w:cstheme="majorBidi"/>
       <w:i/>
       <w:iCs/>
-      <w:color w:val="404040" w:themeColor="text1" w:themeTint="BF"/>
+      <w:color w:val="000000"/>
       <w:sz w:val="20"/>
       <w:szCs w:val="20"/>
     </w:rPr>
@@ -1294,7 +1235,7 @@
     <w:rPr>
       <w:b/>
       <w:bCs/>
-      <w:color w:val="4F81BD" w:themeColor="accent1"/>
+      <w:color w:val="000000"/>
       <w:sz w:val="18"/>
       <w:szCs w:val="18"/>
     </w:rPr>
@@ -1330,9 +1271,6 @@
     <w:qFormat/>
     <w:rsid w:val="00FC693F"/>
     <w:pPr>
-      <w:pBdr>
-        <w:bottom w:val="single" w:sz="4" w:space="4" w:color="4F81BD" w:themeColor="accent1"/>
-      </w:pBdr>
       <w:spacing w:before="200" w:after="280"/>
       <w:ind w:left="936" w:right="936"/>
     </w:pPr>
@@ -1341,7 +1279,7 @@
       <w:bCs/>
       <w:i/>
       <w:iCs/>
-      <w:color w:val="4F81BD" w:themeColor="accent1"/>
+      <w:color w:val="000000"/>
     </w:rPr>
   </w:style>
   <w:style w:type="character" w:customStyle="1" w:styleId="IntenseQuoteChar">
@@ -1355,7 +1293,7 @@
       <w:bCs/>
       <w:i/>
       <w:iCs/>
-      <w:color w:val="4F81BD" w:themeColor="accent1"/>
+      <w:color w:val="000000"/>
     </w:rPr>
   </w:style>
   <w:style w:type="character" w:styleId="SubtleEmphasis">
@@ -1367,7 +1305,7 @@
     <w:rPr>
       <w:i/>
       <w:iCs/>
-      <w:color w:val="808080" w:themeColor="text1" w:themeTint="7F"/>
+      <w:color w:val="000000"/>
     </w:rPr>
   </w:style>
   <w:style w:type="character" w:styleId="IntenseEmphasis">
@@ -1381,7 +1319,7 @@
       <w:bCs/>
       <w:i/>
       <w:iCs/>
-      <w:color w:val="4F81BD" w:themeColor="accent1"/>
+      <w:color w:val="000000"/>
     </w:rPr>
   </w:style>
   <w:style w:type="character" w:styleId="SubtleReference">
@@ -1392,7 +1330,7 @@
     <w:rsid w:val="00FC693F"/>
     <w:rPr>
       <w:smallCaps/>
-      <w:color w:val="C0504D" w:themeColor="accent2"/>
+      <w:color w:val="000000"/>
       <w:u w:val="single"/>
     </w:rPr>
   </w:style>
@@ -1406,7 +1344,7 @@
       <w:b/>
       <w:bCs/>
       <w:smallCaps/>
-      <w:color w:val="C0504D" w:themeColor="accent2"/>
+      <w:color w:val="000000"/>
       <w:spacing w:val="5"/>
       <w:u w:val="single"/>
     </w:rPr>
@@ -1472,7 +1410,7 @@
       <w:spacing w:after="0" w:line="240" w:lineRule="auto"/>
     </w:pPr>
     <w:rPr>
-      <w:color w:val="000000" w:themeColor="text1" w:themeShade="BF"/>
+      <w:color w:val="000000"/>
     </w:rPr>
     <w:tblPr>
       <w:tblStyleRowBandSize w:val="1"/>
@@ -1575,7 +1513,7 @@
       <w:spacing w:after="0" w:line="240" w:lineRule="auto"/>
     </w:pPr>
     <w:rPr>
-      <w:color w:val="365F91" w:themeColor="accent1" w:themeShade="BF"/>
+      <w:color w:val="000000"/>
     </w:rPr>
     <w:tblPr>
       <w:tblStyleRowBandSize w:val="1"/>
@@ -1678,7 +1616,7 @@
       <w:spacing w:after="0" w:line="240" w:lineRule="auto"/>
     </w:pPr>
     <w:rPr>
-      <w:color w:val="943634" w:themeColor="accent2" w:themeShade="BF"/>
+      <w:color w:val="000000"/>
     </w:rPr>
     <w:tblPr>
       <w:tblStyleRowBandSize w:val="1"/>
@@ -1781,7 +1719,7 @@
       <w:spacing w:after="0" w:line="240" w:lineRule="auto"/>
     </w:pPr>
     <w:rPr>
-      <w:color w:val="76923C" w:themeColor="accent3" w:themeShade="BF"/>
+      <w:color w:val="000000"/>
     </w:rPr>
     <w:tblPr>
       <w:tblStyleRowBandSize w:val="1"/>
@@ -1884,7 +1822,7 @@
       <w:spacing w:after="0" w:line="240" w:lineRule="auto"/>
     </w:pPr>
     <w:rPr>
-      <w:color w:val="5F497A" w:themeColor="accent4" w:themeShade="BF"/>
+      <w:color w:val="000000"/>
     </w:rPr>
     <w:tblPr>
       <w:tblStyleRowBandSize w:val="1"/>
@@ -1987,7 +1925,7 @@
       <w:spacing w:after="0" w:line="240" w:lineRule="auto"/>
     </w:pPr>
     <w:rPr>
-      <w:color w:val="31849B" w:themeColor="accent5" w:themeShade="BF"/>
+      <w:color w:val="000000"/>
     </w:rPr>
     <w:tblPr>
       <w:tblStyleRowBandSize w:val="1"/>
@@ -2090,7 +2028,7 @@
       <w:spacing w:after="0" w:line="240" w:lineRule="auto"/>
     </w:pPr>
     <w:rPr>
-      <w:color w:val="E36C0A" w:themeColor="accent6" w:themeShade="BF"/>
+      <w:color w:val="000000"/>
     </w:rPr>
     <w:tblPr>
       <w:tblStyleRowBandSize w:val="1"/>
@@ -2216,7 +2154,7 @@
       <w:rPr>
         <w:b/>
         <w:bCs/>
-        <w:color w:val="FFFFFF" w:themeColor="background1"/>
+        <w:color w:val="000000"/>
       </w:rPr>
       <w:tblPr/>
       <w:tcPr>
@@ -2308,7 +2246,7 @@
       <w:rPr>
         <w:b/>
         <w:bCs/>
-        <w:color w:val="FFFFFF" w:themeColor="background1"/>
+        <w:color w:val="000000"/>
       </w:rPr>
       <w:tblPr/>
       <w:tcPr>
@@ -2400,7 +2338,7 @@
       <w:rPr>
         <w:b/>
         <w:bCs/>
-        <w:color w:val="FFFFFF" w:themeColor="background1"/>
+        <w:color w:val="000000"/>
       </w:rPr>
       <w:tblPr/>
       <w:tcPr>
@@ -2492,7 +2430,7 @@
       <w:rPr>
         <w:b/>
         <w:bCs/>
-        <w:color w:val="FFFFFF" w:themeColor="background1"/>
+        <w:color w:val="000000"/>
       </w:rPr>
       <w:tblPr/>
       <w:tcPr>
@@ -2584,7 +2522,7 @@
       <w:rPr>
         <w:b/>
         <w:bCs/>
-        <w:color w:val="FFFFFF" w:themeColor="background1"/>
+        <w:color w:val="000000"/>
       </w:rPr>
       <w:tblPr/>
       <w:tcPr>
@@ -2676,7 +2614,7 @@
       <w:rPr>
         <w:b/>
         <w:bCs/>
-        <w:color w:val="FFFFFF" w:themeColor="background1"/>
+        <w:color w:val="000000"/>
       </w:rPr>
       <w:tblPr/>
       <w:tcPr>
@@ -2768,7 +2706,7 @@
       <w:rPr>
         <w:b/>
         <w:bCs/>
-        <w:color w:val="FFFFFF" w:themeColor="background1"/>
+        <w:color w:val="000000"/>
       </w:rPr>
       <w:tblPr/>
       <w:tcPr>
@@ -3771,7 +3709,7 @@
       <w:rPr>
         <w:b/>
         <w:bCs/>
-        <w:color w:val="FFFFFF" w:themeColor="background1"/>
+        <w:color w:val="000000"/>
       </w:rPr>
       <w:tblPr/>
       <w:tcPr>
@@ -3877,7 +3815,7 @@
       <w:rPr>
         <w:b/>
         <w:bCs/>
-        <w:color w:val="FFFFFF" w:themeColor="background1"/>
+        <w:color w:val="000000"/>
       </w:rPr>
       <w:tblPr/>
       <w:tcPr>
@@ -3983,7 +3921,7 @@
       <w:rPr>
         <w:b/>
         <w:bCs/>
-        <w:color w:val="FFFFFF" w:themeColor="background1"/>
+        <w:color w:val="000000"/>
       </w:rPr>
       <w:tblPr/>
       <w:tcPr>
@@ -4089,7 +4027,7 @@
       <w:rPr>
         <w:b/>
         <w:bCs/>
-        <w:color w:val="FFFFFF" w:themeColor="background1"/>
+        <w:color w:val="000000"/>
       </w:rPr>
       <w:tblPr/>
       <w:tcPr>
@@ -4195,7 +4133,7 @@
       <w:rPr>
         <w:b/>
         <w:bCs/>
-        <w:color w:val="FFFFFF" w:themeColor="background1"/>
+        <w:color w:val="000000"/>
       </w:rPr>
       <w:tblPr/>
       <w:tcPr>
@@ -4301,7 +4239,7 @@
       <w:rPr>
         <w:b/>
         <w:bCs/>
-        <w:color w:val="FFFFFF" w:themeColor="background1"/>
+        <w:color w:val="000000"/>
       </w:rPr>
       <w:tblPr/>
       <w:tcPr>
@@ -4407,7 +4345,7 @@
       <w:rPr>
         <w:b/>
         <w:bCs/>
-        <w:color w:val="FFFFFF" w:themeColor="background1"/>
+        <w:color w:val="000000"/>
       </w:rPr>
       <w:tblPr/>
       <w:tcPr>
@@ -4510,7 +4448,7 @@
       <w:rPr>
         <w:b/>
         <w:bCs/>
-        <w:color w:val="FFFFFF" w:themeColor="background1"/>
+        <w:color w:val="000000"/>
       </w:rPr>
       <w:tblPr/>
       <w:tcPr>
@@ -4530,7 +4468,7 @@
         <w:spacing w:before="0" w:after="0" w:line="240" w:lineRule="auto"/>
       </w:pPr>
       <w:rPr>
-        <w:color w:val="auto"/>
+        <w:color w:val="000000"/>
       </w:rPr>
       <w:tblPr/>
       <w:tcPr>
@@ -4549,7 +4487,7 @@
       <w:rPr>
         <w:b/>
         <w:bCs/>
-        <w:color w:val="FFFFFF" w:themeColor="background1"/>
+        <w:color w:val="000000"/>
       </w:rPr>
       <w:tblPr/>
       <w:tcPr>
@@ -4568,7 +4506,7 @@
       <w:rPr>
         <w:b/>
         <w:bCs/>
-        <w:color w:val="FFFFFF" w:themeColor="background1"/>
+        <w:color w:val="000000"/>
       </w:rPr>
       <w:tblPr/>
       <w:tcPr>
@@ -4614,7 +4552,7 @@
     </w:tblStylePr>
     <w:tblStylePr w:type="nwCell">
       <w:rPr>
-        <w:color w:val="FFFFFF" w:themeColor="background1"/>
+        <w:color w:val="000000"/>
       </w:rPr>
       <w:tblPr/>
       <w:tcPr>
@@ -4659,7 +4597,7 @@
       <w:rPr>
         <w:b/>
         <w:bCs/>
-        <w:color w:val="FFFFFF" w:themeColor="background1"/>
+        <w:color w:val="000000"/>
       </w:rPr>
       <w:tblPr/>
       <w:tcPr>
@@ -4679,7 +4617,7 @@
         <w:spacing w:before="0" w:after="0" w:line="240" w:lineRule="auto"/>
       </w:pPr>
       <w:rPr>
-        <w:color w:val="auto"/>
+        <w:color w:val="000000"/>
       </w:rPr>
       <w:tblPr/>
       <w:tcPr>
@@ -4698,7 +4636,7 @@
       <w:rPr>
         <w:b/>
         <w:bCs/>
-        <w:color w:val="FFFFFF" w:themeColor="background1"/>
+        <w:color w:val="000000"/>
       </w:rPr>
       <w:tblPr/>
       <w:tcPr>
@@ -4717,7 +4655,7 @@
       <w:rPr>
         <w:b/>
         <w:bCs/>
-        <w:color w:val="FFFFFF" w:themeColor="background1"/>
+        <w:color w:val="000000"/>
       </w:rPr>
       <w:tblPr/>
       <w:tcPr>
@@ -4763,7 +4701,7 @@
     </w:tblStylePr>
     <w:tblStylePr w:type="nwCell">
       <w:rPr>
-        <w:color w:val="FFFFFF" w:themeColor="background1"/>
+        <w:color w:val="000000"/>
       </w:rPr>
       <w:tblPr/>
       <w:tcPr>
@@ -4808,7 +4746,7 @@
       <w:rPr>
         <w:b/>
         <w:bCs/>
-        <w:color w:val="FFFFFF" w:themeColor="background1"/>
+        <w:color w:val="000000"/>
       </w:rPr>
       <w:tblPr/>
       <w:tcPr>
@@ -4828,7 +4766,7 @@
         <w:spacing w:before="0" w:after="0" w:line="240" w:lineRule="auto"/>
       </w:pPr>
       <w:rPr>
-        <w:color w:val="auto"/>
+        <w:color w:val="000000"/>
       </w:rPr>
       <w:tblPr/>
       <w:tcPr>
@@ -4847,7 +4785,7 @@
       <w:rPr>
         <w:b/>
         <w:bCs/>
-        <w:color w:val="FFFFFF" w:themeColor="background1"/>
+        <w:color w:val="000000"/>
       </w:rPr>
       <w:tblPr/>
       <w:tcPr>
@@ -4866,7 +4804,7 @@
       <w:rPr>
         <w:b/>
         <w:bCs/>
-        <w:color w:val="FFFFFF" w:themeColor="background1"/>
+        <w:color w:val="000000"/>
       </w:rPr>
       <w:tblPr/>
       <w:tcPr>
@@ -4912,7 +4850,7 @@
     </w:tblStylePr>
     <w:tblStylePr w:type="nwCell">
       <w:rPr>
-        <w:color w:val="FFFFFF" w:themeColor="background1"/>
+        <w:color w:val="000000"/>
       </w:rPr>
       <w:tblPr/>
       <w:tcPr>
@@ -4957,7 +4895,7 @@
       <w:rPr>
         <w:b/>
         <w:bCs/>
-        <w:color w:val="FFFFFF" w:themeColor="background1"/>
+        <w:color w:val="000000"/>
       </w:rPr>
       <w:tblPr/>
       <w:tcPr>
@@ -4977,7 +4915,7 @@
         <w:spacing w:before="0" w:after="0" w:line="240" w:lineRule="auto"/>
       </w:pPr>
       <w:rPr>
-        <w:color w:val="auto"/>
+        <w:color w:val="000000"/>
       </w:rPr>
       <w:tblPr/>
       <w:tcPr>
@@ -4996,7 +4934,7 @@
       <w:rPr>
         <w:b/>
         <w:bCs/>
-        <w:color w:val="FFFFFF" w:themeColor="background1"/>
+        <w:color w:val="000000"/>
       </w:rPr>
       <w:tblPr/>
       <w:tcPr>
@@ -5015,7 +4953,7 @@
       <w:rPr>
         <w:b/>
         <w:bCs/>
-        <w:color w:val="FFFFFF" w:themeColor="background1"/>
+        <w:color w:val="000000"/>
       </w:rPr>
       <w:tblPr/>
       <w:tcPr>
@@ -5061,7 +4999,7 @@
     </w:tblStylePr>
     <w:tblStylePr w:type="nwCell">
       <w:rPr>
-        <w:color w:val="FFFFFF" w:themeColor="background1"/>
+        <w:color w:val="000000"/>
       </w:rPr>
       <w:tblPr/>
       <w:tcPr>
@@ -5106,7 +5044,7 @@
       <w:rPr>
         <w:b/>
         <w:bCs/>
-        <w:color w:val="FFFFFF" w:themeColor="background1"/>
+        <w:color w:val="000000"/>
       </w:rPr>
       <w:tblPr/>
       <w:tcPr>
@@ -5126,7 +5064,7 @@
         <w:spacing w:before="0" w:after="0" w:line="240" w:lineRule="auto"/>
       </w:pPr>
       <w:rPr>
-        <w:color w:val="auto"/>
+        <w:color w:val="000000"/>
       </w:rPr>
       <w:tblPr/>
       <w:tcPr>
@@ -5145,7 +5083,7 @@
       <w:rPr>
         <w:b/>
         <w:bCs/>
-        <w:color w:val="FFFFFF" w:themeColor="background1"/>
+        <w:color w:val="000000"/>
       </w:rPr>
       <w:tblPr/>
       <w:tcPr>
@@ -5164,7 +5102,7 @@
       <w:rPr>
         <w:b/>
         <w:bCs/>
-        <w:color w:val="FFFFFF" w:themeColor="background1"/>
+        <w:color w:val="000000"/>
       </w:rPr>
       <w:tblPr/>
       <w:tcPr>
@@ -5210,7 +5148,7 @@
     </w:tblStylePr>
     <w:tblStylePr w:type="nwCell">
       <w:rPr>
-        <w:color w:val="FFFFFF" w:themeColor="background1"/>
+        <w:color w:val="000000"/>
       </w:rPr>
       <w:tblPr/>
       <w:tcPr>
@@ -5255,7 +5193,7 @@
       <w:rPr>
         <w:b/>
         <w:bCs/>
-        <w:color w:val="FFFFFF" w:themeColor="background1"/>
+        <w:color w:val="000000"/>
       </w:rPr>
       <w:tblPr/>
       <w:tcPr>
@@ -5275,7 +5213,7 @@
         <w:spacing w:before="0" w:after="0" w:line="240" w:lineRule="auto"/>
       </w:pPr>
       <w:rPr>
-        <w:color w:val="auto"/>
+        <w:color w:val="000000"/>
       </w:rPr>
       <w:tblPr/>
       <w:tcPr>
@@ -5294,7 +5232,7 @@
       <w:rPr>
         <w:b/>
         <w:bCs/>
-        <w:color w:val="FFFFFF" w:themeColor="background1"/>
+        <w:color w:val="000000"/>
       </w:rPr>
       <w:tblPr/>
       <w:tcPr>
@@ -5313,7 +5251,7 @@
       <w:rPr>
         <w:b/>
         <w:bCs/>
-        <w:color w:val="FFFFFF" w:themeColor="background1"/>
+        <w:color w:val="000000"/>
       </w:rPr>
       <w:tblPr/>
       <w:tcPr>
@@ -5359,7 +5297,7 @@
     </w:tblStylePr>
     <w:tblStylePr w:type="nwCell">
       <w:rPr>
-        <w:color w:val="FFFFFF" w:themeColor="background1"/>
+        <w:color w:val="000000"/>
       </w:rPr>
       <w:tblPr/>
       <w:tcPr>
@@ -5404,7 +5342,7 @@
       <w:rPr>
         <w:b/>
         <w:bCs/>
-        <w:color w:val="FFFFFF" w:themeColor="background1"/>
+        <w:color w:val="000000"/>
       </w:rPr>
       <w:tblPr/>
       <w:tcPr>
@@ -5424,7 +5362,7 @@
         <w:spacing w:before="0" w:after="0" w:line="240" w:lineRule="auto"/>
       </w:pPr>
       <w:rPr>
-        <w:color w:val="auto"/>
+        <w:color w:val="000000"/>
       </w:rPr>
       <w:tblPr/>
       <w:tcPr>
@@ -5443,7 +5381,7 @@
       <w:rPr>
         <w:b/>
         <w:bCs/>
-        <w:color w:val="FFFFFF" w:themeColor="background1"/>
+        <w:color w:val="000000"/>
       </w:rPr>
       <w:tblPr/>
       <w:tcPr>
@@ -5462,7 +5400,7 @@
       <w:rPr>
         <w:b/>
         <w:bCs/>
-        <w:color w:val="FFFFFF" w:themeColor="background1"/>
+        <w:color w:val="000000"/>
       </w:rPr>
       <w:tblPr/>
       <w:tcPr>
@@ -5508,7 +5446,7 @@
     </w:tblStylePr>
     <w:tblStylePr w:type="nwCell">
       <w:rPr>
-        <w:color w:val="FFFFFF" w:themeColor="background1"/>
+        <w:color w:val="000000"/>
       </w:rPr>
       <w:tblPr/>
       <w:tcPr>
@@ -5532,7 +5470,7 @@
       <w:spacing w:after="0" w:line="240" w:lineRule="auto"/>
     </w:pPr>
     <w:rPr>
-      <w:color w:val="000000" w:themeColor="text1"/>
+      <w:color w:val="000000"/>
     </w:rPr>
     <w:tblPr>
       <w:tblStyleRowBandSize w:val="1"/>
@@ -5565,7 +5503,7 @@
       <w:rPr>
         <w:b/>
         <w:bCs/>
-        <w:color w:val="1F497D" w:themeColor="text2"/>
+        <w:color w:val="000000"/>
       </w:rPr>
       <w:tblPr/>
       <w:tcPr>
@@ -5616,7 +5554,7 @@
       <w:spacing w:after="0" w:line="240" w:lineRule="auto"/>
     </w:pPr>
     <w:rPr>
-      <w:color w:val="000000" w:themeColor="text1"/>
+      <w:color w:val="000000"/>
     </w:rPr>
     <w:tblPr>
       <w:tblStyleRowBandSize w:val="1"/>
@@ -5649,7 +5587,7 @@
       <w:rPr>
         <w:b/>
         <w:bCs/>
-        <w:color w:val="1F497D" w:themeColor="text2"/>
+        <w:color w:val="000000"/>
       </w:rPr>
       <w:tblPr/>
       <w:tcPr>
@@ -5700,7 +5638,7 @@
       <w:spacing w:after="0" w:line="240" w:lineRule="auto"/>
     </w:pPr>
     <w:rPr>
-      <w:color w:val="000000" w:themeColor="text1"/>
+      <w:color w:val="000000"/>
     </w:rPr>
     <w:tblPr>
       <w:tblStyleRowBandSize w:val="1"/>
@@ -5733,7 +5671,7 @@
       <w:rPr>
         <w:b/>
         <w:bCs/>
-        <w:color w:val="1F497D" w:themeColor="text2"/>
+        <w:color w:val="000000"/>
       </w:rPr>
       <w:tblPr/>
       <w:tcPr>
@@ -5784,7 +5722,7 @@
       <w:spacing w:after="0" w:line="240" w:lineRule="auto"/>
     </w:pPr>
     <w:rPr>
-      <w:color w:val="000000" w:themeColor="text1"/>
+      <w:color w:val="000000"/>
     </w:rPr>
     <w:tblPr>
       <w:tblStyleRowBandSize w:val="1"/>
@@ -5817,7 +5755,7 @@
       <w:rPr>
         <w:b/>
         <w:bCs/>
-        <w:color w:val="1F497D" w:themeColor="text2"/>
+        <w:color w:val="000000"/>
       </w:rPr>
       <w:tblPr/>
       <w:tcPr>
@@ -5868,7 +5806,7 @@
       <w:spacing w:after="0" w:line="240" w:lineRule="auto"/>
     </w:pPr>
     <w:rPr>
-      <w:color w:val="000000" w:themeColor="text1"/>
+      <w:color w:val="000000"/>
     </w:rPr>
     <w:tblPr>
       <w:tblStyleRowBandSize w:val="1"/>
@@ -5901,7 +5839,7 @@
       <w:rPr>
         <w:b/>
         <w:bCs/>
-        <w:color w:val="1F497D" w:themeColor="text2"/>
+        <w:color w:val="000000"/>
       </w:rPr>
       <w:tblPr/>
       <w:tcPr>
@@ -5952,7 +5890,7 @@
       <w:spacing w:after="0" w:line="240" w:lineRule="auto"/>
     </w:pPr>
     <w:rPr>
-      <w:color w:val="000000" w:themeColor="text1"/>
+      <w:color w:val="000000"/>
     </w:rPr>
     <w:tblPr>
       <w:tblStyleRowBandSize w:val="1"/>
@@ -5985,7 +5923,7 @@
       <w:rPr>
         <w:b/>
         <w:bCs/>
-        <w:color w:val="1F497D" w:themeColor="text2"/>
+        <w:color w:val="000000"/>
       </w:rPr>
       <w:tblPr/>
       <w:tcPr>
@@ -6036,7 +5974,7 @@
       <w:spacing w:after="0" w:line="240" w:lineRule="auto"/>
     </w:pPr>
     <w:rPr>
-      <w:color w:val="000000" w:themeColor="text1"/>
+      <w:color w:val="000000"/>
     </w:rPr>
     <w:tblPr>
       <w:tblStyleRowBandSize w:val="1"/>
@@ -6069,7 +6007,7 @@
       <w:rPr>
         <w:b/>
         <w:bCs/>
-        <w:color w:val="1F497D" w:themeColor="text2"/>
+        <w:color w:val="000000"/>
       </w:rPr>
       <w:tblPr/>
       <w:tcPr>
@@ -6121,7 +6059,7 @@
     </w:pPr>
     <w:rPr>
       <w:rFonts w:asciiTheme="majorHAnsi" w:eastAsiaTheme="majorEastAsia" w:hAnsiTheme="majorHAnsi" w:cstheme="majorBidi"/>
-      <w:color w:val="000000" w:themeColor="text1"/>
+      <w:color w:val="000000"/>
     </w:rPr>
     <w:tblPr>
       <w:tblStyleRowBandSize w:val="1"/>
@@ -6249,7 +6187,7 @@
     </w:pPr>
     <w:rPr>
       <w:rFonts w:asciiTheme="majorHAnsi" w:eastAsiaTheme="majorEastAsia" w:hAnsiTheme="majorHAnsi" w:cstheme="majorBidi"/>
-      <w:color w:val="000000" w:themeColor="text1"/>
+      <w:color w:val="000000"/>
     </w:rPr>
     <w:tblPr>
       <w:tblStyleRowBandSize w:val="1"/>
@@ -6377,7 +6315,7 @@
     </w:pPr>
     <w:rPr>
       <w:rFonts w:asciiTheme="majorHAnsi" w:eastAsiaTheme="majorEastAsia" w:hAnsiTheme="majorHAnsi" w:cstheme="majorBidi"/>
-      <w:color w:val="000000" w:themeColor="text1"/>
+      <w:color w:val="000000"/>
     </w:rPr>
     <w:tblPr>
       <w:tblStyleRowBandSize w:val="1"/>
@@ -6505,7 +6443,7 @@
     </w:pPr>
     <w:rPr>
       <w:rFonts w:asciiTheme="majorHAnsi" w:eastAsiaTheme="majorEastAsia" w:hAnsiTheme="majorHAnsi" w:cstheme="majorBidi"/>
-      <w:color w:val="000000" w:themeColor="text1"/>
+      <w:color w:val="000000"/>
     </w:rPr>
     <w:tblPr>
       <w:tblStyleRowBandSize w:val="1"/>
@@ -6633,7 +6571,7 @@
     </w:pPr>
     <w:rPr>
       <w:rFonts w:asciiTheme="majorHAnsi" w:eastAsiaTheme="majorEastAsia" w:hAnsiTheme="majorHAnsi" w:cstheme="majorBidi"/>
-      <w:color w:val="000000" w:themeColor="text1"/>
+      <w:color w:val="000000"/>
     </w:rPr>
     <w:tblPr>
       <w:tblStyleRowBandSize w:val="1"/>
@@ -6761,7 +6699,7 @@
     </w:pPr>
     <w:rPr>
       <w:rFonts w:asciiTheme="majorHAnsi" w:eastAsiaTheme="majorEastAsia" w:hAnsiTheme="majorHAnsi" w:cstheme="majorBidi"/>
-      <w:color w:val="000000" w:themeColor="text1"/>
+      <w:color w:val="000000"/>
     </w:rPr>
     <w:tblPr>
       <w:tblStyleRowBandSize w:val="1"/>
@@ -6889,7 +6827,7 @@
     </w:pPr>
     <w:rPr>
       <w:rFonts w:asciiTheme="majorHAnsi" w:eastAsiaTheme="majorEastAsia" w:hAnsiTheme="majorHAnsi" w:cstheme="majorBidi"/>
-      <w:color w:val="000000" w:themeColor="text1"/>
+      <w:color w:val="000000"/>
     </w:rPr>
     <w:tblPr>
       <w:tblStyleRowBandSize w:val="1"/>
@@ -7528,7 +7466,7 @@
     </w:pPr>
     <w:rPr>
       <w:rFonts w:asciiTheme="majorHAnsi" w:eastAsiaTheme="majorEastAsia" w:hAnsiTheme="majorHAnsi" w:cstheme="majorBidi"/>
-      <w:color w:val="000000" w:themeColor="text1"/>
+      <w:color w:val="000000"/>
     </w:rPr>
     <w:tblPr>
       <w:tblStyleRowBandSize w:val="1"/>
@@ -7556,7 +7494,7 @@
       <w:rPr>
         <w:b/>
         <w:bCs/>
-        <w:color w:val="000000" w:themeColor="text1"/>
+        <w:color w:val="000000"/>
       </w:rPr>
       <w:tblPr/>
       <w:tcPr>
@@ -7567,7 +7505,7 @@
       <w:rPr>
         <w:b/>
         <w:bCs/>
-        <w:color w:val="000000" w:themeColor="text1"/>
+        <w:color w:val="000000"/>
       </w:rPr>
       <w:tblPr/>
       <w:tcPr>
@@ -7586,7 +7524,7 @@
       <w:rPr>
         <w:b/>
         <w:bCs/>
-        <w:color w:val="000000" w:themeColor="text1"/>
+        <w:color w:val="000000"/>
       </w:rPr>
       <w:tblPr/>
       <w:tcPr>
@@ -7605,7 +7543,7 @@
       <w:rPr>
         <w:b w:val="0"/>
         <w:bCs w:val="0"/>
-        <w:color w:val="000000" w:themeColor="text1"/>
+        <w:color w:val="000000"/>
       </w:rPr>
       <w:tblPr/>
       <w:tcPr>
@@ -7653,7 +7591,7 @@
     </w:pPr>
     <w:rPr>
       <w:rFonts w:asciiTheme="majorHAnsi" w:eastAsiaTheme="majorEastAsia" w:hAnsiTheme="majorHAnsi" w:cstheme="majorBidi"/>
-      <w:color w:val="000000" w:themeColor="text1"/>
+      <w:color w:val="000000"/>
     </w:rPr>
     <w:tblPr>
       <w:tblStyleRowBandSize w:val="1"/>
@@ -7681,7 +7619,7 @@
       <w:rPr>
         <w:b/>
         <w:bCs/>
-        <w:color w:val="000000" w:themeColor="text1"/>
+        <w:color w:val="000000"/>
       </w:rPr>
       <w:tblPr/>
       <w:tcPr>
@@ -7692,7 +7630,7 @@
       <w:rPr>
         <w:b/>
         <w:bCs/>
-        <w:color w:val="000000" w:themeColor="text1"/>
+        <w:color w:val="000000"/>
       </w:rPr>
       <w:tblPr/>
       <w:tcPr>
@@ -7711,7 +7649,7 @@
       <w:rPr>
         <w:b/>
         <w:bCs/>
-        <w:color w:val="000000" w:themeColor="text1"/>
+        <w:color w:val="000000"/>
       </w:rPr>
       <w:tblPr/>
       <w:tcPr>
@@ -7730,7 +7668,7 @@
       <w:rPr>
         <w:b w:val="0"/>
         <w:bCs w:val="0"/>
-        <w:color w:val="000000" w:themeColor="text1"/>
+        <w:color w:val="000000"/>
       </w:rPr>
       <w:tblPr/>
       <w:tcPr>
@@ -7778,7 +7716,7 @@
     </w:pPr>
     <w:rPr>
       <w:rFonts w:asciiTheme="majorHAnsi" w:eastAsiaTheme="majorEastAsia" w:hAnsiTheme="majorHAnsi" w:cstheme="majorBidi"/>
-      <w:color w:val="000000" w:themeColor="text1"/>
+      <w:color w:val="000000"/>
     </w:rPr>
     <w:tblPr>
       <w:tblStyleRowBandSize w:val="1"/>
@@ -7806,7 +7744,7 @@
       <w:rPr>
         <w:b/>
         <w:bCs/>
-        <w:color w:val="000000" w:themeColor="text1"/>
+        <w:color w:val="000000"/>
       </w:rPr>
       <w:tblPr/>
       <w:tcPr>
@@ -7817,7 +7755,7 @@
       <w:rPr>
         <w:b/>
         <w:bCs/>
-        <w:color w:val="000000" w:themeColor="text1"/>
+        <w:color w:val="000000"/>
       </w:rPr>
       <w:tblPr/>
       <w:tcPr>
@@ -7836,7 +7774,7 @@
       <w:rPr>
         <w:b/>
         <w:bCs/>
-        <w:color w:val="000000" w:themeColor="text1"/>
+        <w:color w:val="000000"/>
       </w:rPr>
       <w:tblPr/>
       <w:tcPr>
@@ -7855,7 +7793,7 @@
       <w:rPr>
         <w:b w:val="0"/>
         <w:bCs w:val="0"/>
-        <w:color w:val="000000" w:themeColor="text1"/>
+        <w:color w:val="000000"/>
       </w:rPr>
       <w:tblPr/>
       <w:tcPr>
@@ -7903,7 +7841,7 @@
     </w:pPr>
     <w:rPr>
       <w:rFonts w:asciiTheme="majorHAnsi" w:eastAsiaTheme="majorEastAsia" w:hAnsiTheme="majorHAnsi" w:cstheme="majorBidi"/>
-      <w:color w:val="000000" w:themeColor="text1"/>
+      <w:color w:val="000000"/>
     </w:rPr>
     <w:tblPr>
       <w:tblStyleRowBandSize w:val="1"/>
@@ -7931,7 +7869,7 @@
       <w:rPr>
         <w:b/>
         <w:bCs/>
-        <w:color w:val="000000" w:themeColor="text1"/>
+        <w:color w:val="000000"/>
       </w:rPr>
       <w:tblPr/>
       <w:tcPr>
@@ -7942,7 +7880,7 @@
       <w:rPr>
         <w:b/>
         <w:bCs/>
-        <w:color w:val="000000" w:themeColor="text1"/>
+        <w:color w:val="000000"/>
       </w:rPr>
       <w:tblPr/>
       <w:tcPr>
@@ -7961,7 +7899,7 @@
       <w:rPr>
         <w:b/>
         <w:bCs/>
-        <w:color w:val="000000" w:themeColor="text1"/>
+        <w:color w:val="000000"/>
       </w:rPr>
       <w:tblPr/>
       <w:tcPr>
@@ -7980,7 +7918,7 @@
       <w:rPr>
         <w:b w:val="0"/>
         <w:bCs w:val="0"/>
-        <w:color w:val="000000" w:themeColor="text1"/>
+        <w:color w:val="000000"/>
       </w:rPr>
       <w:tblPr/>
       <w:tcPr>
@@ -8028,7 +7966,7 @@
     </w:pPr>
     <w:rPr>
       <w:rFonts w:asciiTheme="majorHAnsi" w:eastAsiaTheme="majorEastAsia" w:hAnsiTheme="majorHAnsi" w:cstheme="majorBidi"/>
-      <w:color w:val="000000" w:themeColor="text1"/>
+      <w:color w:val="000000"/>
     </w:rPr>
     <w:tblPr>
       <w:tblStyleRowBandSize w:val="1"/>
@@ -8056,7 +7994,7 @@
       <w:rPr>
         <w:b/>
         <w:bCs/>
-        <w:color w:val="000000" w:themeColor="text1"/>
+        <w:color w:val="000000"/>
       </w:rPr>
       <w:tblPr/>
       <w:tcPr>
@@ -8067,7 +8005,7 @@
       <w:rPr>
         <w:b/>
         <w:bCs/>
-        <w:color w:val="000000" w:themeColor="text1"/>
+        <w:color w:val="000000"/>
       </w:rPr>
       <w:tblPr/>
       <w:tcPr>
@@ -8086,7 +8024,7 @@
       <w:rPr>
         <w:b/>
         <w:bCs/>
-        <w:color w:val="000000" w:themeColor="text1"/>
+        <w:color w:val="000000"/>
       </w:rPr>
       <w:tblPr/>
       <w:tcPr>
@@ -8105,7 +8043,7 @@
       <w:rPr>
         <w:b w:val="0"/>
         <w:bCs w:val="0"/>
-        <w:color w:val="000000" w:themeColor="text1"/>
+        <w:color w:val="000000"/>
       </w:rPr>
       <w:tblPr/>
       <w:tcPr>
@@ -8153,7 +8091,7 @@
     </w:pPr>
     <w:rPr>
       <w:rFonts w:asciiTheme="majorHAnsi" w:eastAsiaTheme="majorEastAsia" w:hAnsiTheme="majorHAnsi" w:cstheme="majorBidi"/>
-      <w:color w:val="000000" w:themeColor="text1"/>
+      <w:color w:val="000000"/>
     </w:rPr>
     <w:tblPr>
       <w:tblStyleRowBandSize w:val="1"/>
@@ -8181,7 +8119,7 @@
       <w:rPr>
         <w:b/>
         <w:bCs/>
-        <w:color w:val="000000" w:themeColor="text1"/>
+        <w:color w:val="000000"/>
       </w:rPr>
       <w:tblPr/>
       <w:tcPr>
@@ -8192,7 +8130,7 @@
       <w:rPr>
         <w:b/>
         <w:bCs/>
-        <w:color w:val="000000" w:themeColor="text1"/>
+        <w:color w:val="000000"/>
       </w:rPr>
       <w:tblPr/>
       <w:tcPr>
@@ -8211,7 +8149,7 @@
       <w:rPr>
         <w:b/>
         <w:bCs/>
-        <w:color w:val="000000" w:themeColor="text1"/>
+        <w:color w:val="000000"/>
       </w:rPr>
       <w:tblPr/>
       <w:tcPr>
@@ -8230,7 +8168,7 @@
       <w:rPr>
         <w:b w:val="0"/>
         <w:bCs w:val="0"/>
-        <w:color w:val="000000" w:themeColor="text1"/>
+        <w:color w:val="000000"/>
       </w:rPr>
       <w:tblPr/>
       <w:tcPr>
@@ -8278,7 +8216,7 @@
     </w:pPr>
     <w:rPr>
       <w:rFonts w:asciiTheme="majorHAnsi" w:eastAsiaTheme="majorEastAsia" w:hAnsiTheme="majorHAnsi" w:cstheme="majorBidi"/>
-      <w:color w:val="000000" w:themeColor="text1"/>
+      <w:color w:val="000000"/>
     </w:rPr>
     <w:tblPr>
       <w:tblStyleRowBandSize w:val="1"/>
@@ -8306,7 +8244,7 @@
       <w:rPr>
         <w:b/>
         <w:bCs/>
-        <w:color w:val="000000" w:themeColor="text1"/>
+        <w:color w:val="000000"/>
       </w:rPr>
       <w:tblPr/>
       <w:tcPr>
@@ -8317,7 +8255,7 @@
       <w:rPr>
         <w:b/>
         <w:bCs/>
-        <w:color w:val="000000" w:themeColor="text1"/>
+        <w:color w:val="000000"/>
       </w:rPr>
       <w:tblPr/>
       <w:tcPr>
@@ -8336,7 +8274,7 @@
       <w:rPr>
         <w:b/>
         <w:bCs/>
-        <w:color w:val="000000" w:themeColor="text1"/>
+        <w:color w:val="000000"/>
       </w:rPr>
       <w:tblPr/>
       <w:tcPr>
@@ -8355,7 +8293,7 @@
       <w:rPr>
         <w:b w:val="0"/>
         <w:bCs w:val="0"/>
-        <w:color w:val="000000" w:themeColor="text1"/>
+        <w:color w:val="000000"/>
       </w:rPr>
       <w:tblPr/>
       <w:tcPr>
@@ -8429,7 +8367,7 @@
         <w:bCs/>
         <w:i w:val="0"/>
         <w:iCs w:val="0"/>
-        <w:color w:val="FFFFFF" w:themeColor="background1"/>
+        <w:color w:val="000000"/>
       </w:rPr>
       <w:tblPr/>
       <w:tcPr>
@@ -8450,7 +8388,7 @@
         <w:bCs/>
         <w:i w:val="0"/>
         <w:iCs w:val="0"/>
-        <w:color w:val="FFFFFF" w:themeColor="background1"/>
+        <w:color w:val="000000"/>
       </w:rPr>
       <w:tblPr/>
       <w:tcPr>
@@ -8471,7 +8409,7 @@
         <w:bCs/>
         <w:i w:val="0"/>
         <w:iCs w:val="0"/>
-        <w:color w:val="FFFFFF" w:themeColor="background1"/>
+        <w:color w:val="000000"/>
       </w:rPr>
       <w:tblPr/>
       <w:tcPr>
@@ -8490,7 +8428,7 @@
         <w:bCs/>
         <w:i w:val="0"/>
         <w:iCs w:val="0"/>
-        <w:color w:val="FFFFFF" w:themeColor="background1"/>
+        <w:color w:val="000000"/>
       </w:rPr>
       <w:tblPr/>
       <w:tcPr>
@@ -8570,7 +8508,7 @@
         <w:bCs/>
         <w:i w:val="0"/>
         <w:iCs w:val="0"/>
-        <w:color w:val="FFFFFF" w:themeColor="background1"/>
+        <w:color w:val="000000"/>
       </w:rPr>
       <w:tblPr/>
       <w:tcPr>
@@ -8591,7 +8529,7 @@
         <w:bCs/>
         <w:i w:val="0"/>
         <w:iCs w:val="0"/>
-        <w:color w:val="FFFFFF" w:themeColor="background1"/>
+        <w:color w:val="000000"/>
       </w:rPr>
       <w:tblPr/>
       <w:tcPr>
@@ -8612,7 +8550,7 @@
         <w:bCs/>
         <w:i w:val="0"/>
         <w:iCs w:val="0"/>
-        <w:color w:val="FFFFFF" w:themeColor="background1"/>
+        <w:color w:val="000000"/>
       </w:rPr>
       <w:tblPr/>
       <w:tcPr>
@@ -8631,7 +8569,7 @@
         <w:bCs/>
         <w:i w:val="0"/>
         <w:iCs w:val="0"/>
-        <w:color w:val="FFFFFF" w:themeColor="background1"/>
+        <w:color w:val="000000"/>
       </w:rPr>
       <w:tblPr/>
       <w:tcPr>
@@ -8711,7 +8649,7 @@
         <w:bCs/>
         <w:i w:val="0"/>
         <w:iCs w:val="0"/>
-        <w:color w:val="FFFFFF" w:themeColor="background1"/>
+        <w:color w:val="000000"/>
       </w:rPr>
       <w:tblPr/>
       <w:tcPr>
@@ -8732,7 +8670,7 @@
         <w:bCs/>
         <w:i w:val="0"/>
         <w:iCs w:val="0"/>
-        <w:color w:val="FFFFFF" w:themeColor="background1"/>
+        <w:color w:val="000000"/>
       </w:rPr>
       <w:tblPr/>
       <w:tcPr>
@@ -8753,7 +8691,7 @@
         <w:bCs/>
         <w:i w:val="0"/>
         <w:iCs w:val="0"/>
-        <w:color w:val="FFFFFF" w:themeColor="background1"/>
+        <w:color w:val="000000"/>
       </w:rPr>
       <w:tblPr/>
       <w:tcPr>
@@ -8772,7 +8710,7 @@
         <w:bCs/>
         <w:i w:val="0"/>
         <w:iCs w:val="0"/>
-        <w:color w:val="FFFFFF" w:themeColor="background1"/>
+        <w:color w:val="000000"/>
       </w:rPr>
       <w:tblPr/>
       <w:tcPr>
@@ -8852,7 +8790,7 @@
         <w:bCs/>
         <w:i w:val="0"/>
         <w:iCs w:val="0"/>
-        <w:color w:val="FFFFFF" w:themeColor="background1"/>
+        <w:color w:val="000000"/>
       </w:rPr>
       <w:tblPr/>
       <w:tcPr>
@@ -8873,7 +8811,7 @@
         <w:bCs/>
         <w:i w:val="0"/>
         <w:iCs w:val="0"/>
-        <w:color w:val="FFFFFF" w:themeColor="background1"/>
+        <w:color w:val="000000"/>
       </w:rPr>
       <w:tblPr/>
       <w:tcPr>
@@ -8894,7 +8832,7 @@
         <w:bCs/>
         <w:i w:val="0"/>
         <w:iCs w:val="0"/>
-        <w:color w:val="FFFFFF" w:themeColor="background1"/>
+        <w:color w:val="000000"/>
       </w:rPr>
       <w:tblPr/>
       <w:tcPr>
@@ -8913,7 +8851,7 @@
         <w:bCs/>
         <w:i w:val="0"/>
         <w:iCs w:val="0"/>
-        <w:color w:val="FFFFFF" w:themeColor="background1"/>
+        <w:color w:val="000000"/>
       </w:rPr>
       <w:tblPr/>
       <w:tcPr>
@@ -8993,7 +8931,7 @@
         <w:bCs/>
         <w:i w:val="0"/>
         <w:iCs w:val="0"/>
-        <w:color w:val="FFFFFF" w:themeColor="background1"/>
+        <w:color w:val="000000"/>
       </w:rPr>
       <w:tblPr/>
       <w:tcPr>
@@ -9014,7 +8952,7 @@
         <w:bCs/>
         <w:i w:val="0"/>
         <w:iCs w:val="0"/>
-        <w:color w:val="FFFFFF" w:themeColor="background1"/>
+        <w:color w:val="000000"/>
       </w:rPr>
       <w:tblPr/>
       <w:tcPr>
@@ -9035,7 +8973,7 @@
         <w:bCs/>
         <w:i w:val="0"/>
         <w:iCs w:val="0"/>
-        <w:color w:val="FFFFFF" w:themeColor="background1"/>
+        <w:color w:val="000000"/>
       </w:rPr>
       <w:tblPr/>
       <w:tcPr>
@@ -9054,7 +8992,7 @@
         <w:bCs/>
         <w:i w:val="0"/>
         <w:iCs w:val="0"/>
-        <w:color w:val="FFFFFF" w:themeColor="background1"/>
+        <w:color w:val="000000"/>
       </w:rPr>
       <w:tblPr/>
       <w:tcPr>
@@ -9134,7 +9072,7 @@
         <w:bCs/>
         <w:i w:val="0"/>
         <w:iCs w:val="0"/>
-        <w:color w:val="FFFFFF" w:themeColor="background1"/>
+        <w:color w:val="000000"/>
       </w:rPr>
       <w:tblPr/>
       <w:tcPr>
@@ -9155,7 +9093,7 @@
         <w:bCs/>
         <w:i w:val="0"/>
         <w:iCs w:val="0"/>
-        <w:color w:val="FFFFFF" w:themeColor="background1"/>
+        <w:color w:val="000000"/>
       </w:rPr>
       <w:tblPr/>
       <w:tcPr>
@@ -9176,7 +9114,7 @@
         <w:bCs/>
         <w:i w:val="0"/>
         <w:iCs w:val="0"/>
-        <w:color w:val="FFFFFF" w:themeColor="background1"/>
+        <w:color w:val="000000"/>
       </w:rPr>
       <w:tblPr/>
       <w:tcPr>
@@ -9195,7 +9133,7 @@
         <w:bCs/>
         <w:i w:val="0"/>
         <w:iCs w:val="0"/>
-        <w:color w:val="FFFFFF" w:themeColor="background1"/>
+        <w:color w:val="000000"/>
       </w:rPr>
       <w:tblPr/>
       <w:tcPr>
@@ -9275,7 +9213,7 @@
         <w:bCs/>
         <w:i w:val="0"/>
         <w:iCs w:val="0"/>
-        <w:color w:val="FFFFFF" w:themeColor="background1"/>
+        <w:color w:val="000000"/>
       </w:rPr>
       <w:tblPr/>
       <w:tcPr>
@@ -9296,7 +9234,7 @@
         <w:bCs/>
         <w:i w:val="0"/>
         <w:iCs w:val="0"/>
-        <w:color w:val="FFFFFF" w:themeColor="background1"/>
+        <w:color w:val="000000"/>
       </w:rPr>
       <w:tblPr/>
       <w:tcPr>
@@ -9317,7 +9255,7 @@
         <w:bCs/>
         <w:i w:val="0"/>
         <w:iCs w:val="0"/>
-        <w:color w:val="FFFFFF" w:themeColor="background1"/>
+        <w:color w:val="000000"/>
       </w:rPr>
       <w:tblPr/>
       <w:tcPr>
@@ -9336,7 +9274,7 @@
         <w:bCs/>
         <w:i w:val="0"/>
         <w:iCs w:val="0"/>
-        <w:color w:val="FFFFFF" w:themeColor="background1"/>
+        <w:color w:val="000000"/>
       </w:rPr>
       <w:tblPr/>
       <w:tcPr>
@@ -9389,7 +9327,7 @@
       <w:spacing w:after="0" w:line="240" w:lineRule="auto"/>
     </w:pPr>
     <w:rPr>
-      <w:color w:val="FFFFFF" w:themeColor="background1"/>
+      <w:color w:val="000000"/>
     </w:rPr>
     <w:tblPr>
       <w:tblStyleRowBandSize w:val="1"/>
@@ -9503,7 +9441,7 @@
       <w:spacing w:after="0" w:line="240" w:lineRule="auto"/>
     </w:pPr>
     <w:rPr>
-      <w:color w:val="FFFFFF" w:themeColor="background1"/>
+      <w:color w:val="000000"/>
     </w:rPr>
     <w:tblPr>
       <w:tblStyleRowBandSize w:val="1"/>
@@ -9617,7 +9555,7 @@
       <w:spacing w:after="0" w:line="240" w:lineRule="auto"/>
     </w:pPr>
     <w:rPr>
-      <w:color w:val="FFFFFF" w:themeColor="background1"/>
+      <w:color w:val="000000"/>
     </w:rPr>
     <w:tblPr>
       <w:tblStyleRowBandSize w:val="1"/>
@@ -9731,7 +9669,7 @@
       <w:spacing w:after="0" w:line="240" w:lineRule="auto"/>
     </w:pPr>
     <w:rPr>
-      <w:color w:val="FFFFFF" w:themeColor="background1"/>
+      <w:color w:val="000000"/>
     </w:rPr>
     <w:tblPr>
       <w:tblStyleRowBandSize w:val="1"/>
@@ -9845,7 +9783,7 @@
       <w:spacing w:after="0" w:line="240" w:lineRule="auto"/>
     </w:pPr>
     <w:rPr>
-      <w:color w:val="FFFFFF" w:themeColor="background1"/>
+      <w:color w:val="000000"/>
     </w:rPr>
     <w:tblPr>
       <w:tblStyleRowBandSize w:val="1"/>
@@ -9959,7 +9897,7 @@
       <w:spacing w:after="0" w:line="240" w:lineRule="auto"/>
     </w:pPr>
     <w:rPr>
-      <w:color w:val="FFFFFF" w:themeColor="background1"/>
+      <w:color w:val="000000"/>
     </w:rPr>
     <w:tblPr>
       <w:tblStyleRowBandSize w:val="1"/>
@@ -10073,7 +10011,7 @@
       <w:spacing w:after="0" w:line="240" w:lineRule="auto"/>
     </w:pPr>
     <w:rPr>
-      <w:color w:val="FFFFFF" w:themeColor="background1"/>
+      <w:color w:val="000000"/>
     </w:rPr>
     <w:tblPr>
       <w:tblStyleRowBandSize w:val="1"/>
@@ -10187,7 +10125,7 @@
       <w:spacing w:after="0" w:line="240" w:lineRule="auto"/>
     </w:pPr>
     <w:rPr>
-      <w:color w:val="000000" w:themeColor="text1"/>
+      <w:color w:val="000000"/>
     </w:rPr>
     <w:tblPr>
       <w:tblStyleRowBandSize w:val="1"/>
@@ -10233,7 +10171,7 @@
       <w:rPr>
         <w:b/>
         <w:bCs/>
-        <w:color w:val="FFFFFF" w:themeColor="background1"/>
+        <w:color w:val="000000"/>
       </w:rPr>
       <w:tblPr/>
       <w:tcPr>
@@ -10245,7 +10183,7 @@
     </w:tblStylePr>
     <w:tblStylePr w:type="firstCol">
       <w:rPr>
-        <w:color w:val="FFFFFF" w:themeColor="background1"/>
+        <w:color w:val="000000"/>
       </w:rPr>
       <w:tblPr/>
       <w:tcPr>
@@ -10262,7 +10200,7 @@
     </w:tblStylePr>
     <w:tblStylePr w:type="lastCol">
       <w:rPr>
-        <w:color w:val="FFFFFF" w:themeColor="background1"/>
+        <w:color w:val="000000"/>
       </w:rPr>
       <w:tblPr/>
       <w:tcPr>
@@ -10291,12 +10229,12 @@
     </w:tblStylePr>
     <w:tblStylePr w:type="neCell">
       <w:rPr>
-        <w:color w:val="000000" w:themeColor="text1"/>
+        <w:color w:val="000000"/>
       </w:rPr>
     </w:tblStylePr>
     <w:tblStylePr w:type="nwCell">
       <w:rPr>
-        <w:color w:val="000000" w:themeColor="text1"/>
+        <w:color w:val="000000"/>
       </w:rPr>
     </w:tblStylePr>
   </w:style>
@@ -10309,7 +10247,7 @@
       <w:spacing w:after="0" w:line="240" w:lineRule="auto"/>
     </w:pPr>
     <w:rPr>
-      <w:color w:val="000000" w:themeColor="text1"/>
+      <w:color w:val="000000"/>
     </w:rPr>
     <w:tblPr>
       <w:tblStyleRowBandSize w:val="1"/>
@@ -10355,7 +10293,7 @@
       <w:rPr>
         <w:b/>
         <w:bCs/>
-        <w:color w:val="FFFFFF" w:themeColor="background1"/>
+        <w:color w:val="000000"/>
       </w:rPr>
       <w:tblPr/>
       <w:tcPr>
@@ -10367,7 +10305,7 @@
     </w:tblStylePr>
     <w:tblStylePr w:type="firstCol">
       <w:rPr>
-        <w:color w:val="FFFFFF" w:themeColor="background1"/>
+        <w:color w:val="000000"/>
       </w:rPr>
       <w:tblPr/>
       <w:tcPr>
@@ -10384,7 +10322,7 @@
     </w:tblStylePr>
     <w:tblStylePr w:type="lastCol">
       <w:rPr>
-        <w:color w:val="FFFFFF" w:themeColor="background1"/>
+        <w:color w:val="000000"/>
       </w:rPr>
       <w:tblPr/>
       <w:tcPr>
@@ -10413,12 +10351,12 @@
     </w:tblStylePr>
     <w:tblStylePr w:type="neCell">
       <w:rPr>
-        <w:color w:val="000000" w:themeColor="text1"/>
+        <w:color w:val="000000"/>
       </w:rPr>
     </w:tblStylePr>
     <w:tblStylePr w:type="nwCell">
       <w:rPr>
-        <w:color w:val="000000" w:themeColor="text1"/>
+        <w:color w:val="000000"/>
       </w:rPr>
     </w:tblStylePr>
   </w:style>
@@ -10431,7 +10369,7 @@
       <w:spacing w:after="0" w:line="240" w:lineRule="auto"/>
     </w:pPr>
     <w:rPr>
-      <w:color w:val="000000" w:themeColor="text1"/>
+      <w:color w:val="000000"/>
     </w:rPr>
     <w:tblPr>
       <w:tblStyleRowBandSize w:val="1"/>
@@ -10477,7 +10415,7 @@
       <w:rPr>
         <w:b/>
         <w:bCs/>
-        <w:color w:val="FFFFFF" w:themeColor="background1"/>
+        <w:color w:val="000000"/>
       </w:rPr>
       <w:tblPr/>
       <w:tcPr>
@@ -10489,7 +10427,7 @@
     </w:tblStylePr>
     <w:tblStylePr w:type="firstCol">
       <w:rPr>
-        <w:color w:val="FFFFFF" w:themeColor="background1"/>
+        <w:color w:val="000000"/>
       </w:rPr>
       <w:tblPr/>
       <w:tcPr>
@@ -10506,7 +10444,7 @@
     </w:tblStylePr>
     <w:tblStylePr w:type="lastCol">
       <w:rPr>
-        <w:color w:val="FFFFFF" w:themeColor="background1"/>
+        <w:color w:val="000000"/>
       </w:rPr>
       <w:tblPr/>
       <w:tcPr>
@@ -10535,12 +10473,12 @@
     </w:tblStylePr>
     <w:tblStylePr w:type="neCell">
       <w:rPr>
-        <w:color w:val="000000" w:themeColor="text1"/>
+        <w:color w:val="000000"/>
       </w:rPr>
     </w:tblStylePr>
     <w:tblStylePr w:type="nwCell">
       <w:rPr>
-        <w:color w:val="000000" w:themeColor="text1"/>
+        <w:color w:val="000000"/>
       </w:rPr>
     </w:tblStylePr>
   </w:style>
@@ -10553,7 +10491,7 @@
       <w:spacing w:after="0" w:line="240" w:lineRule="auto"/>
     </w:pPr>
     <w:rPr>
-      <w:color w:val="000000" w:themeColor="text1"/>
+      <w:color w:val="000000"/>
     </w:rPr>
     <w:tblPr>
       <w:tblStyleRowBandSize w:val="1"/>
@@ -10599,7 +10537,7 @@
       <w:rPr>
         <w:b/>
         <w:bCs/>
-        <w:color w:val="FFFFFF" w:themeColor="background1"/>
+        <w:color w:val="000000"/>
       </w:rPr>
       <w:tblPr/>
       <w:tcPr>
@@ -10611,7 +10549,7 @@
     </w:tblStylePr>
     <w:tblStylePr w:type="firstCol">
       <w:rPr>
-        <w:color w:val="FFFFFF" w:themeColor="background1"/>
+        <w:color w:val="000000"/>
       </w:rPr>
       <w:tblPr/>
       <w:tcPr>
@@ -10628,7 +10566,7 @@
     </w:tblStylePr>
     <w:tblStylePr w:type="lastCol">
       <w:rPr>
-        <w:color w:val="FFFFFF" w:themeColor="background1"/>
+        <w:color w:val="000000"/>
       </w:rPr>
       <w:tblPr/>
       <w:tcPr>
@@ -10665,7 +10603,7 @@
       <w:spacing w:after="0" w:line="240" w:lineRule="auto"/>
     </w:pPr>
     <w:rPr>
-      <w:color w:val="000000" w:themeColor="text1"/>
+      <w:color w:val="000000"/>
     </w:rPr>
     <w:tblPr>
       <w:tblStyleRowBandSize w:val="1"/>
@@ -10711,7 +10649,7 @@
       <w:rPr>
         <w:b/>
         <w:bCs/>
-        <w:color w:val="FFFFFF" w:themeColor="background1"/>
+        <w:color w:val="000000"/>
       </w:rPr>
       <w:tblPr/>
       <w:tcPr>
@@ -10723,7 +10661,7 @@
     </w:tblStylePr>
     <w:tblStylePr w:type="firstCol">
       <w:rPr>
-        <w:color w:val="FFFFFF" w:themeColor="background1"/>
+        <w:color w:val="000000"/>
       </w:rPr>
       <w:tblPr/>
       <w:tcPr>
@@ -10740,7 +10678,7 @@
     </w:tblStylePr>
     <w:tblStylePr w:type="lastCol">
       <w:rPr>
-        <w:color w:val="FFFFFF" w:themeColor="background1"/>
+        <w:color w:val="000000"/>
       </w:rPr>
       <w:tblPr/>
       <w:tcPr>
@@ -10769,12 +10707,12 @@
     </w:tblStylePr>
     <w:tblStylePr w:type="neCell">
       <w:rPr>
-        <w:color w:val="000000" w:themeColor="text1"/>
+        <w:color w:val="000000"/>
       </w:rPr>
     </w:tblStylePr>
     <w:tblStylePr w:type="nwCell">
       <w:rPr>
-        <w:color w:val="000000" w:themeColor="text1"/>
+        <w:color w:val="000000"/>
       </w:rPr>
     </w:tblStylePr>
   </w:style>
@@ -10787,7 +10725,7 @@
       <w:spacing w:after="0" w:line="240" w:lineRule="auto"/>
     </w:pPr>
     <w:rPr>
-      <w:color w:val="000000" w:themeColor="text1"/>
+      <w:color w:val="000000"/>
     </w:rPr>
     <w:tblPr>
       <w:tblStyleRowBandSize w:val="1"/>
@@ -10833,7 +10771,7 @@
       <w:rPr>
         <w:b/>
         <w:bCs/>
-        <w:color w:val="FFFFFF" w:themeColor="background1"/>
+        <w:color w:val="000000"/>
       </w:rPr>
       <w:tblPr/>
       <w:tcPr>
@@ -10845,7 +10783,7 @@
     </w:tblStylePr>
     <w:tblStylePr w:type="firstCol">
       <w:rPr>
-        <w:color w:val="FFFFFF" w:themeColor="background1"/>
+        <w:color w:val="000000"/>
       </w:rPr>
       <w:tblPr/>
       <w:tcPr>
@@ -10862,7 +10800,7 @@
     </w:tblStylePr>
     <w:tblStylePr w:type="lastCol">
       <w:rPr>
-        <w:color w:val="FFFFFF" w:themeColor="background1"/>
+        <w:color w:val="000000"/>
       </w:rPr>
       <w:tblPr/>
       <w:tcPr>
@@ -10891,12 +10829,12 @@
     </w:tblStylePr>
     <w:tblStylePr w:type="neCell">
       <w:rPr>
-        <w:color w:val="000000" w:themeColor="text1"/>
+        <w:color w:val="000000"/>
       </w:rPr>
     </w:tblStylePr>
     <w:tblStylePr w:type="nwCell">
       <w:rPr>
-        <w:color w:val="000000" w:themeColor="text1"/>
+        <w:color w:val="000000"/>
       </w:rPr>
     </w:tblStylePr>
   </w:style>
@@ -10909,7 +10847,7 @@
       <w:spacing w:after="0" w:line="240" w:lineRule="auto"/>
     </w:pPr>
     <w:rPr>
-      <w:color w:val="000000" w:themeColor="text1"/>
+      <w:color w:val="000000"/>
     </w:rPr>
     <w:tblPr>
       <w:tblStyleRowBandSize w:val="1"/>
@@ -10955,7 +10893,7 @@
       <w:rPr>
         <w:b/>
         <w:bCs/>
-        <w:color w:val="FFFFFF" w:themeColor="background1"/>
+        <w:color w:val="000000"/>
       </w:rPr>
       <w:tblPr/>
       <w:tcPr>
@@ -10967,7 +10905,7 @@
     </w:tblStylePr>
     <w:tblStylePr w:type="firstCol">
       <w:rPr>
-        <w:color w:val="FFFFFF" w:themeColor="background1"/>
+        <w:color w:val="000000"/>
       </w:rPr>
       <w:tblPr/>
       <w:tcPr>
@@ -10984,7 +10922,7 @@
     </w:tblStylePr>
     <w:tblStylePr w:type="lastCol">
       <w:rPr>
-        <w:color w:val="FFFFFF" w:themeColor="background1"/>
+        <w:color w:val="000000"/>
       </w:rPr>
       <w:tblPr/>
       <w:tcPr>
@@ -11013,12 +10951,12 @@
     </w:tblStylePr>
     <w:tblStylePr w:type="neCell">
       <w:rPr>
-        <w:color w:val="000000" w:themeColor="text1"/>
+        <w:color w:val="000000"/>
       </w:rPr>
     </w:tblStylePr>
     <w:tblStylePr w:type="nwCell">
       <w:rPr>
-        <w:color w:val="000000" w:themeColor="text1"/>
+        <w:color w:val="000000"/>
       </w:rPr>
     </w:tblStylePr>
   </w:style>
@@ -11031,7 +10969,7 @@
       <w:spacing w:after="0" w:line="240" w:lineRule="auto"/>
     </w:pPr>
     <w:rPr>
-      <w:color w:val="000000" w:themeColor="text1"/>
+      <w:color w:val="000000"/>
     </w:rPr>
     <w:tblPr>
       <w:tblStyleRowBandSize w:val="1"/>
@@ -11051,7 +10989,7 @@
       <w:rPr>
         <w:b/>
         <w:bCs/>
-        <w:color w:val="FFFFFF" w:themeColor="background1"/>
+        <w:color w:val="000000"/>
       </w:rPr>
       <w:tblPr/>
       <w:tcPr>
@@ -11065,7 +11003,7 @@
       <w:rPr>
         <w:b/>
         <w:bCs/>
-        <w:color w:val="9E3A38" w:themeColor="accent2" w:themeShade="CC"/>
+        <w:color w:val="000000"/>
       </w:rPr>
       <w:tblPr/>
       <w:tcPr>
@@ -11117,7 +11055,7 @@
       <w:spacing w:after="0" w:line="240" w:lineRule="auto"/>
     </w:pPr>
     <w:rPr>
-      <w:color w:val="000000" w:themeColor="text1"/>
+      <w:color w:val="000000"/>
     </w:rPr>
     <w:tblPr>
       <w:tblStyleRowBandSize w:val="1"/>
@@ -11137,7 +11075,7 @@
       <w:rPr>
         <w:b/>
         <w:bCs/>
-        <w:color w:val="FFFFFF" w:themeColor="background1"/>
+        <w:color w:val="000000"/>
       </w:rPr>
       <w:tblPr/>
       <w:tcPr>
@@ -11151,7 +11089,7 @@
       <w:rPr>
         <w:b/>
         <w:bCs/>
-        <w:color w:val="9E3A38" w:themeColor="accent2" w:themeShade="CC"/>
+        <w:color w:val="000000"/>
       </w:rPr>
       <w:tblPr/>
       <w:tcPr>
@@ -11203,7 +11141,7 @@
       <w:spacing w:after="0" w:line="240" w:lineRule="auto"/>
     </w:pPr>
     <w:rPr>
-      <w:color w:val="000000" w:themeColor="text1"/>
+      <w:color w:val="000000"/>
     </w:rPr>
     <w:tblPr>
       <w:tblStyleRowBandSize w:val="1"/>
@@ -11223,7 +11161,7 @@
       <w:rPr>
         <w:b/>
         <w:bCs/>
-        <w:color w:val="FFFFFF" w:themeColor="background1"/>
+        <w:color w:val="000000"/>
       </w:rPr>
       <w:tblPr/>
       <w:tcPr>
@@ -11237,7 +11175,7 @@
       <w:rPr>
         <w:b/>
         <w:bCs/>
-        <w:color w:val="9E3A38" w:themeColor="accent2" w:themeShade="CC"/>
+        <w:color w:val="000000"/>
       </w:rPr>
       <w:tblPr/>
       <w:tcPr>
@@ -11289,7 +11227,7 @@
       <w:spacing w:after="0" w:line="240" w:lineRule="auto"/>
     </w:pPr>
     <w:rPr>
-      <w:color w:val="000000" w:themeColor="text1"/>
+      <w:color w:val="000000"/>
     </w:rPr>
     <w:tblPr>
       <w:tblStyleRowBandSize w:val="1"/>
@@ -11309,7 +11247,7 @@
       <w:rPr>
         <w:b/>
         <w:bCs/>
-        <w:color w:val="FFFFFF" w:themeColor="background1"/>
+        <w:color w:val="000000"/>
       </w:rPr>
       <w:tblPr/>
       <w:tcPr>
@@ -11323,7 +11261,7 @@
       <w:rPr>
         <w:b/>
         <w:bCs/>
-        <w:color w:val="664E82" w:themeColor="accent4" w:themeShade="CC"/>
+        <w:color w:val="000000"/>
       </w:rPr>
       <w:tblPr/>
       <w:tcPr>
@@ -11375,7 +11313,7 @@
       <w:spacing w:after="0" w:line="240" w:lineRule="auto"/>
     </w:pPr>
     <w:rPr>
-      <w:color w:val="000000" w:themeColor="text1"/>
+      <w:color w:val="000000"/>
     </w:rPr>
     <w:tblPr>
       <w:tblStyleRowBandSize w:val="1"/>
@@ -11395,7 +11333,7 @@
       <w:rPr>
         <w:b/>
         <w:bCs/>
-        <w:color w:val="FFFFFF" w:themeColor="background1"/>
+        <w:color w:val="000000"/>
       </w:rPr>
       <w:tblPr/>
       <w:tcPr>
@@ -11409,7 +11347,7 @@
       <w:rPr>
         <w:b/>
         <w:bCs/>
-        <w:color w:val="7E9C40" w:themeColor="accent3" w:themeShade="CC"/>
+        <w:color w:val="000000"/>
       </w:rPr>
       <w:tblPr/>
       <w:tcPr>
@@ -11461,7 +11399,7 @@
       <w:spacing w:after="0" w:line="240" w:lineRule="auto"/>
     </w:pPr>
     <w:rPr>
-      <w:color w:val="000000" w:themeColor="text1"/>
+      <w:color w:val="000000"/>
     </w:rPr>
     <w:tblPr>
       <w:tblStyleRowBandSize w:val="1"/>
@@ -11481,7 +11419,7 @@
       <w:rPr>
         <w:b/>
         <w:bCs/>
-        <w:color w:val="FFFFFF" w:themeColor="background1"/>
+        <w:color w:val="000000"/>
       </w:rPr>
       <w:tblPr/>
       <w:tcPr>
@@ -11495,7 +11433,7 @@
       <w:rPr>
         <w:b/>
         <w:bCs/>
-        <w:color w:val="F2730A" w:themeColor="accent6" w:themeShade="CC"/>
+        <w:color w:val="000000"/>
       </w:rPr>
       <w:tblPr/>
       <w:tcPr>
@@ -11547,7 +11485,7 @@
       <w:spacing w:after="0" w:line="240" w:lineRule="auto"/>
     </w:pPr>
     <w:rPr>
-      <w:color w:val="000000" w:themeColor="text1"/>
+      <w:color w:val="000000"/>
     </w:rPr>
     <w:tblPr>
       <w:tblStyleRowBandSize w:val="1"/>
@@ -11567,7 +11505,7 @@
       <w:rPr>
         <w:b/>
         <w:bCs/>
-        <w:color w:val="FFFFFF" w:themeColor="background1"/>
+        <w:color w:val="000000"/>
       </w:rPr>
       <w:tblPr/>
       <w:tcPr>
@@ -11581,7 +11519,7 @@
       <w:rPr>
         <w:b/>
         <w:bCs/>
-        <w:color w:val="348DA5" w:themeColor="accent5" w:themeShade="CC"/>
+        <w:color w:val="000000"/>
       </w:rPr>
       <w:tblPr/>
       <w:tcPr>
@@ -11633,7 +11571,7 @@
       <w:spacing w:after="0" w:line="240" w:lineRule="auto"/>
     </w:pPr>
     <w:rPr>
-      <w:color w:val="000000" w:themeColor="text1"/>
+      <w:color w:val="000000"/>
     </w:rPr>
     <w:tblPr>
       <w:tblStyleRowBandSize w:val="1"/>
@@ -11666,7 +11604,7 @@
       <w:rPr>
         <w:b/>
         <w:bCs/>
-        <w:color w:val="000000" w:themeColor="text1"/>
+        <w:color w:val="000000"/>
       </w:rPr>
       <w:tblPr/>
       <w:tcPr>
@@ -11675,7 +11613,7 @@
     </w:tblStylePr>
     <w:tblStylePr w:type="firstCol">
       <w:rPr>
-        <w:color w:val="FFFFFF" w:themeColor="background1"/>
+        <w:color w:val="000000"/>
       </w:rPr>
       <w:tblPr/>
       <w:tcPr>
@@ -11684,7 +11622,7 @@
     </w:tblStylePr>
     <w:tblStylePr w:type="lastCol">
       <w:rPr>
-        <w:color w:val="FFFFFF" w:themeColor="background1"/>
+        <w:color w:val="000000"/>
       </w:rPr>
       <w:tblPr/>
       <w:tcPr>
@@ -11713,7 +11651,7 @@
       <w:spacing w:after="0" w:line="240" w:lineRule="auto"/>
     </w:pPr>
     <w:rPr>
-      <w:color w:val="000000" w:themeColor="text1"/>
+      <w:color w:val="000000"/>
     </w:rPr>
     <w:tblPr>
       <w:tblStyleRowBandSize w:val="1"/>
@@ -11746,7 +11684,7 @@
       <w:rPr>
         <w:b/>
         <w:bCs/>
-        <w:color w:val="000000" w:themeColor="text1"/>
+        <w:color w:val="000000"/>
       </w:rPr>
       <w:tblPr/>
       <w:tcPr>
@@ -11755,7 +11693,7 @@
     </w:tblStylePr>
     <w:tblStylePr w:type="firstCol">
       <w:rPr>
-        <w:color w:val="FFFFFF" w:themeColor="background1"/>
+        <w:color w:val="000000"/>
       </w:rPr>
       <w:tblPr/>
       <w:tcPr>
@@ -11764,7 +11702,7 @@
     </w:tblStylePr>
     <w:tblStylePr w:type="lastCol">
       <w:rPr>
-        <w:color w:val="FFFFFF" w:themeColor="background1"/>
+        <w:color w:val="000000"/>
       </w:rPr>
       <w:tblPr/>
       <w:tcPr>
@@ -11793,7 +11731,7 @@
       <w:spacing w:after="0" w:line="240" w:lineRule="auto"/>
     </w:pPr>
     <w:rPr>
-      <w:color w:val="000000" w:themeColor="text1"/>
+      <w:color w:val="000000"/>
     </w:rPr>
     <w:tblPr>
       <w:tblStyleRowBandSize w:val="1"/>
@@ -11826,7 +11764,7 @@
       <w:rPr>
         <w:b/>
         <w:bCs/>
-        <w:color w:val="000000" w:themeColor="text1"/>
+        <w:color w:val="000000"/>
       </w:rPr>
       <w:tblPr/>
       <w:tcPr>
@@ -11835,7 +11773,7 @@
     </w:tblStylePr>
     <w:tblStylePr w:type="firstCol">
       <w:rPr>
-        <w:color w:val="FFFFFF" w:themeColor="background1"/>
+        <w:color w:val="000000"/>
       </w:rPr>
       <w:tblPr/>
       <w:tcPr>
@@ -11844,7 +11782,7 @@
     </w:tblStylePr>
     <w:tblStylePr w:type="lastCol">
       <w:rPr>
-        <w:color w:val="FFFFFF" w:themeColor="background1"/>
+        <w:color w:val="000000"/>
       </w:rPr>
       <w:tblPr/>
       <w:tcPr>
@@ -11873,7 +11811,7 @@
       <w:spacing w:after="0" w:line="240" w:lineRule="auto"/>
     </w:pPr>
     <w:rPr>
-      <w:color w:val="000000" w:themeColor="text1"/>
+      <w:color w:val="000000"/>
     </w:rPr>
     <w:tblPr>
       <w:tblStyleRowBandSize w:val="1"/>
@@ -11906,7 +11844,7 @@
       <w:rPr>
         <w:b/>
         <w:bCs/>
-        <w:color w:val="000000" w:themeColor="text1"/>
+        <w:color w:val="000000"/>
       </w:rPr>
       <w:tblPr/>
       <w:tcPr>
@@ -11915,7 +11853,7 @@
     </w:tblStylePr>
     <w:tblStylePr w:type="firstCol">
       <w:rPr>
-        <w:color w:val="FFFFFF" w:themeColor="background1"/>
+        <w:color w:val="000000"/>
       </w:rPr>
       <w:tblPr/>
       <w:tcPr>
@@ -11924,7 +11862,7 @@
     </w:tblStylePr>
     <w:tblStylePr w:type="lastCol">
       <w:rPr>
-        <w:color w:val="FFFFFF" w:themeColor="background1"/>
+        <w:color w:val="000000"/>
       </w:rPr>
       <w:tblPr/>
       <w:tcPr>
@@ -11953,7 +11891,7 @@
       <w:spacing w:after="0" w:line="240" w:lineRule="auto"/>
     </w:pPr>
     <w:rPr>
-      <w:color w:val="000000" w:themeColor="text1"/>
+      <w:color w:val="000000"/>
     </w:rPr>
     <w:tblPr>
       <w:tblStyleRowBandSize w:val="1"/>
@@ -11986,7 +11924,7 @@
       <w:rPr>
         <w:b/>
         <w:bCs/>
-        <w:color w:val="000000" w:themeColor="text1"/>
+        <w:color w:val="000000"/>
       </w:rPr>
       <w:tblPr/>
       <w:tcPr>
@@ -11995,7 +11933,7 @@
     </w:tblStylePr>
     <w:tblStylePr w:type="firstCol">
       <w:rPr>
-        <w:color w:val="FFFFFF" w:themeColor="background1"/>
+        <w:color w:val="000000"/>
       </w:rPr>
       <w:tblPr/>
       <w:tcPr>
@@ -12004,7 +11942,7 @@
     </w:tblStylePr>
     <w:tblStylePr w:type="lastCol">
       <w:rPr>
-        <w:color w:val="FFFFFF" w:themeColor="background1"/>
+        <w:color w:val="000000"/>
       </w:rPr>
       <w:tblPr/>
       <w:tcPr>
@@ -12033,7 +11971,7 @@
       <w:spacing w:after="0" w:line="240" w:lineRule="auto"/>
     </w:pPr>
     <w:rPr>
-      <w:color w:val="000000" w:themeColor="text1"/>
+      <w:color w:val="000000"/>
     </w:rPr>
     <w:tblPr>
       <w:tblStyleRowBandSize w:val="1"/>
@@ -12066,7 +12004,7 @@
       <w:rPr>
         <w:b/>
         <w:bCs/>
-        <w:color w:val="000000" w:themeColor="text1"/>
+        <w:color w:val="000000"/>
       </w:rPr>
       <w:tblPr/>
       <w:tcPr>
@@ -12075,7 +12013,7 @@
     </w:tblStylePr>
     <w:tblStylePr w:type="firstCol">
       <w:rPr>
-        <w:color w:val="FFFFFF" w:themeColor="background1"/>
+        <w:color w:val="000000"/>
       </w:rPr>
       <w:tblPr/>
       <w:tcPr>
@@ -12084,7 +12022,7 @@
     </w:tblStylePr>
     <w:tblStylePr w:type="lastCol">
       <w:rPr>
-        <w:color w:val="FFFFFF" w:themeColor="background1"/>
+        <w:color w:val="000000"/>
       </w:rPr>
       <w:tblPr/>
       <w:tcPr>
@@ -12113,7 +12051,7 @@
       <w:spacing w:after="0" w:line="240" w:lineRule="auto"/>
     </w:pPr>
     <w:rPr>
-      <w:color w:val="000000" w:themeColor="text1"/>
+      <w:color w:val="000000"/>
     </w:rPr>
     <w:tblPr>
       <w:tblStyleRowBandSize w:val="1"/>
@@ -12146,7 +12084,7 @@
       <w:rPr>
         <w:b/>
         <w:bCs/>
-        <w:color w:val="000000" w:themeColor="text1"/>
+        <w:color w:val="000000"/>
       </w:rPr>
       <w:tblPr/>
       <w:tcPr>
@@ -12155,7 +12093,7 @@
     </w:tblStylePr>
     <w:tblStylePr w:type="firstCol">
       <w:rPr>
-        <w:color w:val="FFFFFF" w:themeColor="background1"/>
+        <w:color w:val="000000"/>
       </w:rPr>
       <w:tblPr/>
       <w:tcPr>
@@ -12164,7 +12102,7 @@
     </w:tblStylePr>
     <w:tblStylePr w:type="lastCol">
       <w:rPr>
-        <w:color w:val="FFFFFF" w:themeColor="background1"/>
+        <w:color w:val="000000"/>
       </w:rPr>
       <w:tblPr/>
       <w:tcPr>
